--- a/data/revised_2026-10_full/tracked/v2/Essential_Mathematics/SS1.3_Quadratic_Equations/Essential_Mathematics_Quadratic_Equations_FinalExplanation_TRACKED.docx
+++ b/data/revised_2026-10_full/tracked/v2/Essential_Mathematics/SS1.3_Quadratic_Equations/Essential_Mathematics_Quadratic_Equations_FinalExplanation_TRACKED.docx
@@ -436,7 +436,7 @@
               </w:rPr>
               <w:t xml:space="preserve">This is your Final Explanation for the sub-strand. Driving question: How can writing and solving a quadratic equation help us find unknown dimensions, quantities, and arrangements in real-life situations across Kenya? Think back to Achieng's chair problem at the Kisumu prize-giving ceremony and to your work in Lessons 1 to 8. Answer every question in the space under it. Show each step of your working, write your reasoning in full sentences, and give your final answers with units or a meaning where the question asks for one. Use r for the number of rows in Achieng's problem.</w:t>
             </w:r>
-            <w:ins w:id="9001" w:author="Claude (AI) - proposed" w:date="2026-10-15T20:14:45Z">
+            <w:ins w:id="9001" w:author="Claude (AI) - proposed" w:date="2026-10-18T00:28:28Z">
               <w:r>
                 <w:rPr>
                   <w:rFonts w:ascii="Arial" w:cs="Arial" w:eastAsia="Arial" w:hAnsi="Arial"/>
@@ -945,7 +945,7 @@
               </w:rPr>
               <w:t xml:space="preserve">A market trader in Kisumu has a rectangular display table with an area of </w:t>
             </w:r>
-            <w:del w:id="9002" w:author="Claude (AI) - proposed" w:date="2026-10-15T20:14:45Z">
+            <w:del w:id="9002" w:author="Claude (AI) - proposed" w:date="2026-10-18T00:28:28Z">
               <w:r>
                 <w:rPr>
                   <w:rFonts w:ascii="Arial" w:cs="Arial" w:eastAsia="Arial" w:hAnsi="Arial"/>
@@ -960,7 +960,7 @@
                 <w:delText xml:space="preserve">28</w:delText>
               </w:r>
             </w:del>
-            <w:ins w:id="9003" w:author="Claude (AI) - proposed" w:date="2026-10-15T20:14:45Z">
+            <w:ins w:id="9003" w:author="Claude (AI) - proposed" w:date="2026-10-18T00:28:28Z">
               <w:r>
                 <w:rPr>
                   <w:rFonts w:ascii="Arial" w:cs="Arial" w:eastAsia="Arial" w:hAnsi="Arial"/>
@@ -1412,7 +1412,7 @@
               <w:spacing w:after="40" w:before="0"/>
               <w:jc w:val="left"/>
             </w:pPr>
-            <w:del w:id="9004" w:author="Claude (AI) - proposed" w:date="2026-10-15T20:14:45Z">
+            <w:del w:id="9004" w:author="Claude (AI) - proposed" w:date="2026-10-18T00:28:28Z">
               <w:r>
                 <w:rPr>
                   <w:rFonts w:ascii="Arial" w:cs="Arial" w:eastAsia="Arial" w:hAnsi="Arial"/>
@@ -1427,7 +1427,7 @@
                 <w:delText xml:space="preserve">Writes</w:delText>
               </w:r>
             </w:del>
-            <w:ins w:id="9005" w:author="Claude (AI) - proposed" w:date="2026-10-15T20:14:45Z">
+            <w:ins w:id="9005" w:author="Claude (AI) - proposed" w:date="2026-10-18T00:28:28Z">
               <w:r>
                 <w:rPr>
                   <w:rFonts w:ascii="Arial" w:cs="Arial" w:eastAsia="Arial" w:hAnsi="Arial"/>
@@ -1475,7 +1475,7 @@
               <w:spacing w:after="40" w:before="0"/>
               <w:jc w:val="left"/>
             </w:pPr>
-            <w:del w:id="9006" w:author="Claude (AI) - proposed" w:date="2026-10-15T20:14:45Z">
+            <w:del w:id="9006" w:author="Claude (AI) - proposed" w:date="2026-10-18T00:28:28Z">
               <w:r>
                 <w:rPr>
                   <w:rFonts w:ascii="Arial" w:cs="Arial" w:eastAsia="Arial" w:hAnsi="Arial"/>
@@ -1490,7 +1490,7 @@
                 <w:delText xml:space="preserve">Forms</w:delText>
               </w:r>
             </w:del>
-            <w:ins w:id="9007" w:author="Claude (AI) - proposed" w:date="2026-10-15T20:14:45Z">
+            <w:ins w:id="9007" w:author="Claude (AI) - proposed" w:date="2026-10-18T00:28:28Z">
               <w:r>
                 <w:rPr>
                   <w:rFonts w:ascii="Arial" w:cs="Arial" w:eastAsia="Arial" w:hAnsi="Arial"/>
@@ -1538,7 +1538,7 @@
               <w:spacing w:after="40" w:before="0"/>
               <w:jc w:val="left"/>
             </w:pPr>
-            <w:del w:id="9008" w:author="Claude (AI) - proposed" w:date="2026-10-15T20:14:45Z">
+            <w:del w:id="9008" w:author="Claude (AI) - proposed" w:date="2026-10-18T00:28:28Z">
               <w:r>
                 <w:rPr>
                   <w:rFonts w:ascii="Arial" w:cs="Arial" w:eastAsia="Arial" w:hAnsi="Arial"/>
@@ -1553,7 +1553,7 @@
                 <w:delText xml:space="preserve">Has</w:delText>
               </w:r>
             </w:del>
-            <w:ins w:id="9009" w:author="Claude (AI) - proposed" w:date="2026-10-15T20:14:45Z">
+            <w:ins w:id="9009" w:author="Claude (AI) - proposed" w:date="2026-10-18T00:28:28Z">
               <w:r>
                 <w:rPr>
                   <w:rFonts w:ascii="Arial" w:cs="Arial" w:eastAsia="Arial" w:hAnsi="Arial"/>
@@ -1636,7 +1636,7 @@
               <w:spacing w:after="40" w:before="0"/>
               <w:jc w:val="left"/>
             </w:pPr>
-            <w:del w:id="9010" w:author="Claude (AI) - proposed" w:date="2026-10-15T20:14:45Z">
+            <w:del w:id="9010" w:author="Claude (AI) - proposed" w:date="2026-10-18T00:28:28Z">
               <w:r>
                 <w:rPr>
                   <w:rFonts w:ascii="Arial" w:cs="Arial" w:eastAsia="Arial" w:hAnsi="Arial"/>
@@ -1651,7 +1651,7 @@
                 <w:delText xml:space="preserve">Uses</w:delText>
               </w:r>
             </w:del>
-            <w:ins w:id="9011" w:author="Claude (AI) - proposed" w:date="2026-10-15T20:14:45Z">
+            <w:ins w:id="9011" w:author="Claude (AI) - proposed" w:date="2026-10-18T00:28:28Z">
               <w:r>
                 <w:rPr>
                   <w:rFonts w:ascii="Arial" w:cs="Arial" w:eastAsia="Arial" w:hAnsi="Arial"/>
@@ -1699,7 +1699,7 @@
               <w:spacing w:after="40" w:before="0"/>
               <w:jc w:val="left"/>
             </w:pPr>
-            <w:del w:id="9012" w:author="Claude (AI) - proposed" w:date="2026-10-15T20:14:45Z">
+            <w:del w:id="9012" w:author="Claude (AI) - proposed" w:date="2026-10-18T00:28:28Z">
               <w:r>
                 <w:rPr>
                   <w:rFonts w:ascii="Arial" w:cs="Arial" w:eastAsia="Arial" w:hAnsi="Arial"/>
@@ -1714,7 +1714,7 @@
                 <w:delText xml:space="preserve">Factorises</w:delText>
               </w:r>
             </w:del>
-            <w:ins w:id="9013" w:author="Claude (AI) - proposed" w:date="2026-10-15T20:14:45Z">
+            <w:ins w:id="9013" w:author="Claude (AI) - proposed" w:date="2026-10-18T00:28:28Z">
               <w:r>
                 <w:rPr>
                   <w:rFonts w:ascii="Arial" w:cs="Arial" w:eastAsia="Arial" w:hAnsi="Arial"/>
@@ -1762,7 +1762,7 @@
               <w:spacing w:after="40" w:before="0"/>
               <w:jc w:val="left"/>
             </w:pPr>
-            <w:del w:id="9014" w:author="Claude (AI) - proposed" w:date="2026-10-15T20:14:45Z">
+            <w:del w:id="9014" w:author="Claude (AI) - proposed" w:date="2026-10-18T00:28:28Z">
               <w:r>
                 <w:rPr>
                   <w:rFonts w:ascii="Arial" w:cs="Arial" w:eastAsia="Arial" w:hAnsi="Arial"/>
@@ -1777,7 +1777,7 @@
                 <w:delText xml:space="preserve">Chooses</w:delText>
               </w:r>
             </w:del>
-            <w:ins w:id="9015" w:author="Claude (AI) - proposed" w:date="2026-10-15T20:14:45Z">
+            <w:ins w:id="9015" w:author="Claude (AI) - proposed" w:date="2026-10-18T00:28:28Z">
               <w:r>
                 <w:rPr>
                   <w:rFonts w:ascii="Arial" w:cs="Arial" w:eastAsia="Arial" w:hAnsi="Arial"/>
@@ -1860,7 +1860,7 @@
               <w:spacing w:after="40" w:before="0"/>
               <w:jc w:val="left"/>
             </w:pPr>
-            <w:del w:id="9016" w:author="Claude (AI) - proposed" w:date="2026-10-15T20:14:45Z">
+            <w:del w:id="9016" w:author="Claude (AI) - proposed" w:date="2026-10-18T00:28:28Z">
               <w:r>
                 <w:rPr>
                   <w:rFonts w:ascii="Arial" w:cs="Arial" w:eastAsia="Arial" w:hAnsi="Arial"/>
@@ -1875,7 +1875,7 @@
                 <w:delText xml:space="preserve">Substitutes</w:delText>
               </w:r>
             </w:del>
-            <w:ins w:id="9017" w:author="Claude (AI) - proposed" w:date="2026-10-15T20:14:45Z">
+            <w:ins w:id="9017" w:author="Claude (AI) - proposed" w:date="2026-10-18T00:28:28Z">
               <w:r>
                 <w:rPr>
                   <w:rFonts w:ascii="Arial" w:cs="Arial" w:eastAsia="Arial" w:hAnsi="Arial"/>
@@ -1923,7 +1923,7 @@
               <w:spacing w:after="40" w:before="0"/>
               <w:jc w:val="left"/>
             </w:pPr>
-            <w:del w:id="9018" w:author="Claude (AI) - proposed" w:date="2026-10-15T20:14:45Z">
+            <w:del w:id="9018" w:author="Claude (AI) - proposed" w:date="2026-10-18T00:28:28Z">
               <w:r>
                 <w:rPr>
                   <w:rFonts w:ascii="Arial" w:cs="Arial" w:eastAsia="Arial" w:hAnsi="Arial"/>
@@ -1938,7 +1938,7 @@
                 <w:delText xml:space="preserve">Substitutes</w:delText>
               </w:r>
             </w:del>
-            <w:ins w:id="9019" w:author="Claude (AI) - proposed" w:date="2026-10-15T20:14:45Z">
+            <w:ins w:id="9019" w:author="Claude (AI) - proposed" w:date="2026-10-18T00:28:28Z">
               <w:r>
                 <w:rPr>
                   <w:rFonts w:ascii="Arial" w:cs="Arial" w:eastAsia="Arial" w:hAnsi="Arial"/>
@@ -1986,7 +1986,7 @@
               <w:spacing w:after="40" w:before="0"/>
               <w:jc w:val="left"/>
             </w:pPr>
-            <w:del w:id="9020" w:author="Claude (AI) - proposed" w:date="2026-10-15T20:14:45Z">
+            <w:del w:id="9020" w:author="Claude (AI) - proposed" w:date="2026-10-18T00:28:28Z">
               <w:r>
                 <w:rPr>
                   <w:rFonts w:ascii="Arial" w:cs="Arial" w:eastAsia="Arial" w:hAnsi="Arial"/>
@@ -2001,7 +2001,7 @@
                 <w:delText xml:space="preserve">Does</w:delText>
               </w:r>
             </w:del>
-            <w:ins w:id="9021" w:author="Claude (AI) - proposed" w:date="2026-10-15T20:14:45Z">
+            <w:ins w:id="9021" w:author="Claude (AI) - proposed" w:date="2026-10-18T00:28:28Z">
               <w:r>
                 <w:rPr>
                   <w:rFonts w:ascii="Arial" w:cs="Arial" w:eastAsia="Arial" w:hAnsi="Arial"/>
@@ -2084,7 +2084,7 @@
               <w:spacing w:after="40" w:before="0"/>
               <w:jc w:val="left"/>
             </w:pPr>
-            <w:del w:id="9022" w:author="Claude (AI) - proposed" w:date="2026-10-15T20:14:45Z">
+            <w:del w:id="9022" w:author="Claude (AI) - proposed" w:date="2026-10-18T00:28:28Z">
               <w:r>
                 <w:rPr>
                   <w:rFonts w:ascii="Arial" w:cs="Arial" w:eastAsia="Arial" w:hAnsi="Arial"/>
@@ -2099,7 +2099,7 @@
                 <w:delText xml:space="preserve">Gives</w:delText>
               </w:r>
             </w:del>
-            <w:ins w:id="9023" w:author="Claude (AI) - proposed" w:date="2026-10-15T20:14:45Z">
+            <w:ins w:id="9023" w:author="Claude (AI) - proposed" w:date="2026-10-18T00:28:28Z">
               <w:r>
                 <w:rPr>
                   <w:rFonts w:ascii="Arial" w:cs="Arial" w:eastAsia="Arial" w:hAnsi="Arial"/>
@@ -2147,7 +2147,7 @@
               <w:spacing w:after="40" w:before="0"/>
               <w:jc w:val="left"/>
             </w:pPr>
-            <w:del w:id="9024" w:author="Claude (AI) - proposed" w:date="2026-10-15T20:14:45Z">
+            <w:del w:id="9024" w:author="Claude (AI) - proposed" w:date="2026-10-18T00:28:28Z">
               <w:r>
                 <w:rPr>
                   <w:rFonts w:ascii="Arial" w:cs="Arial" w:eastAsia="Arial" w:hAnsi="Arial"/>
@@ -2162,7 +2162,7 @@
                 <w:delText xml:space="preserve">Describes</w:delText>
               </w:r>
             </w:del>
-            <w:ins w:id="9025" w:author="Claude (AI) - proposed" w:date="2026-10-15T20:14:45Z">
+            <w:ins w:id="9025" w:author="Claude (AI) - proposed" w:date="2026-10-18T00:28:28Z">
               <w:r>
                 <w:rPr>
                   <w:rFonts w:ascii="Arial" w:cs="Arial" w:eastAsia="Arial" w:hAnsi="Arial"/>
@@ -2210,7 +2210,7 @@
               <w:spacing w:after="40" w:before="0"/>
               <w:jc w:val="left"/>
             </w:pPr>
-            <w:del w:id="9026" w:author="Claude (AI) - proposed" w:date="2026-10-15T20:14:45Z">
+            <w:del w:id="9026" w:author="Claude (AI) - proposed" w:date="2026-10-18T00:28:28Z">
               <w:r>
                 <w:rPr>
                   <w:rFonts w:ascii="Arial" w:cs="Arial" w:eastAsia="Arial" w:hAnsi="Arial"/>
@@ -2225,7 +2225,7 @@
                 <w:delText xml:space="preserve">Lists</w:delText>
               </w:r>
             </w:del>
-            <w:ins w:id="9027" w:author="Claude (AI) - proposed" w:date="2026-10-15T20:14:45Z">
+            <w:ins w:id="9027" w:author="Claude (AI) - proposed" w:date="2026-10-18T00:28:28Z">
               <w:r>
                 <w:rPr>
                   <w:rFonts w:ascii="Arial" w:cs="Arial" w:eastAsia="Arial" w:hAnsi="Arial"/>
@@ -2375,7 +2375,7 @@
         </w:rPr>
         <w:t xml:space="preserve">© 2026 SeaVuria and ARES. This work is licensed under a </w:t>
       </w:r>
-      <w:hyperlink w:history="1" r:id="rIdckgxqko5vmzniuolptkvs">
+      <w:hyperlink w:history="1" r:id="rIdpvvfslar_unenruwv6b-s">
         <w:r>
           <w:rPr>
             <w:rFonts w:ascii="Arial" w:cs="Arial" w:eastAsia="Arial" w:hAnsi="Arial"/>
@@ -2395,7 +2395,7 @@
         </w:rPr>
         <w:t xml:space="preserve"> (</w:t>
       </w:r>
-      <w:hyperlink w:history="1" r:id="rIdb-gaqlbfsfqumv50xhfcp">
+      <w:hyperlink w:history="1" r:id="rIdsr9klwp6es9zadbeneitp">
         <w:r>
           <w:rPr>
             <w:rFonts w:ascii="Arial" w:cs="Arial" w:eastAsia="Arial" w:hAnsi="Arial"/>
@@ -2415,7 +2415,7 @@
         </w:rPr>
         <w:t xml:space="preserve">). To view a copy of this license, visit </w:t>
       </w:r>
-      <w:hyperlink w:history="1" r:id="rId_3mp5cd6l8ntpzhsjd2y7">
+      <w:hyperlink w:history="1" r:id="rIdogjnsd9iebq_rmo3q31yf">
         <w:r>
           <w:rPr>
             <w:rFonts w:ascii="Arial" w:cs="Arial" w:eastAsia="Arial" w:hAnsi="Arial"/>
